--- a/Coding 1 - year/Unit 2 - Variables, Data Types & Expressions/Daily Lesson Plans/Word/Day 34.docx
+++ b/Coding 1 - year/Unit 2 - Variables, Data Types & Expressions/Daily Lesson Plans/Word/Day 34.docx
@@ -50,12 +50,15 @@
               </w:rPr>
               <w:t xml:space="preserve">Coding I — Full Year</w:t>
             </w:r>
-          </w:p>
-          <w:p>
-            <w:pPr>
-              <w:spacing w:before="40"/>
-              <w:jc w:val="center"/>
-            </w:pPr>
+            <w:r>
+              <w:rPr>
+                <w:rFonts w:ascii="Arial" w:cs="Arial" w:eastAsia="Arial" w:hAnsi="Arial"/>
+                <w:sz w:val="16"/>
+                <w:szCs w:val="16"/>
+              </w:rPr>
+              <w:br/>
+              <w:t xml:space="preserve"/>
+            </w:r>
             <w:r>
               <w:rPr>
                 <w:rFonts w:ascii="Arial" w:cs="Arial" w:eastAsia="Arial" w:hAnsi="Arial"/>
@@ -83,7 +86,7 @@
           <w:rFonts w:ascii="Arial" w:cs="Arial" w:eastAsia="Arial" w:hAnsi="Arial"/>
           <w:b/>
           <w:bCs/>
-          <w:color w:val="1F3864"/>
+          <w:color w:val="2B5797"/>
           <w:sz w:val="32"/>
           <w:szCs w:val="32"/>
         </w:rPr>
@@ -261,9 +264,9 @@
               <w:right w:val="single" w:color="CCCCCC" w:sz="1"/>
             </w:tcBorders>
             <w:tcMar>
-              <w:top w:type="dxa" w:w="60"/>
+              <w:top w:type="dxa" w:w="80"/>
               <w:left w:type="dxa" w:w="120"/>
-              <w:bottom w:type="dxa" w:w="60"/>
+              <w:bottom w:type="dxa" w:w="80"/>
               <w:right w:type="dxa" w:w="120"/>
             </w:tcMar>
           </w:tcPr>
@@ -290,20 +293,213 @@
               <w:right w:val="single" w:color="CCCCCC" w:sz="1"/>
             </w:tcBorders>
             <w:tcMar>
-              <w:top w:type="dxa" w:w="60"/>
+              <w:top w:type="dxa" w:w="80"/>
               <w:left w:type="dxa" w:w="120"/>
-              <w:bottom w:type="dxa" w:w="60"/>
+              <w:bottom w:type="dxa" w:w="80"/>
               <w:right w:type="dxa" w:w="120"/>
             </w:tcMar>
           </w:tcPr>
           <w:p>
-            <w:r>
-              <w:rPr>
-                <w:rFonts w:ascii="Arial" w:cs="Arial" w:eastAsia="Arial" w:hAnsi="Arial"/>
-                <w:sz w:val="20"/>
-                <w:szCs w:val="20"/>
+            <w:pPr>
+              <w:spacing w:after="80" w:before="80"/>
+            </w:pPr>
+            <w:r>
+              <w:rPr>
+                <w:rFonts w:ascii="Arial" w:cs="Arial" w:eastAsia="Arial" w:hAnsi="Arial"/>
+                <w:b/>
+                <w:bCs/>
+                <w:i w:val="false"/>
+                <w:iCs w:val="false"/>
+                <w:color w:val="000000"/>
+                <w:sz w:val="22"/>
+                <w:szCs w:val="22"/>
               </w:rPr>
               <w:t xml:space="preserve">Bell Ringer / Review</w:t>
+            </w:r>
+            <w:r>
+              <w:rPr>
+                <w:rFonts w:ascii="Arial" w:cs="Arial" w:eastAsia="Arial" w:hAnsi="Arial"/>
+                <w:sz w:val="20"/>
+                <w:szCs w:val="20"/>
+              </w:rPr>
+              <w:br/>
+              <w:t xml:space="preserve"/>
+            </w:r>
+            <w:r>
+              <w:rPr>
+                <w:rFonts w:ascii="Arial" w:cs="Arial" w:eastAsia="Arial" w:hAnsi="Arial"/>
+                <w:sz w:val="20"/>
+                <w:szCs w:val="20"/>
+              </w:rPr>
+              <w:br/>
+              <w:t xml:space="preserve"/>
+            </w:r>
+            <w:r>
+              <w:rPr>
+                <w:rFonts w:ascii="Arial" w:cs="Arial" w:eastAsia="Arial" w:hAnsi="Arial"/>
+                <w:b/>
+                <w:bCs/>
+                <w:i w:val="false"/>
+                <w:iCs w:val="false"/>
+                <w:color w:val="000000"/>
+                <w:sz w:val="20"/>
+                <w:szCs w:val="20"/>
+              </w:rPr>
+              <w:t xml:space="preserve">Quick Write </w:t>
+            </w:r>
+            <w:r>
+              <w:rPr>
+                <w:rFonts w:ascii="Arial" w:cs="Arial" w:eastAsia="Arial" w:hAnsi="Arial"/>
+                <w:b w:val="false"/>
+                <w:bCs w:val="false"/>
+                <w:i w:val="false"/>
+                <w:iCs w:val="false"/>
+                <w:color w:val="000000"/>
+                <w:sz w:val="20"/>
+                <w:szCs w:val="20"/>
+              </w:rPr>
+              <w:t xml:space="preserve">(3 min — written or verbal):</w:t>
+            </w:r>
+            <w:r>
+              <w:rPr>
+                <w:rFonts w:ascii="Arial" w:cs="Arial" w:eastAsia="Arial" w:hAnsi="Arial"/>
+                <w:sz w:val="20"/>
+                <w:szCs w:val="20"/>
+              </w:rPr>
+              <w:br/>
+              <w:t xml:space="preserve"/>
+            </w:r>
+            <w:r>
+              <w:rPr>
+                <w:rFonts w:ascii="Arial" w:cs="Arial" w:eastAsia="Arial" w:hAnsi="Arial"/>
+                <w:b w:val="false"/>
+                <w:bCs w:val="false"/>
+                <w:i w:val="false"/>
+                <w:iCs w:val="false"/>
+                <w:color w:val="000000"/>
+                <w:sz w:val="20"/>
+                <w:szCs w:val="20"/>
+              </w:rPr>
+              <w:t xml:space="preserve">    What do you already know about how to build complete programs that perform complex, multi-step calculations and display results professionally?</w:t>
+            </w:r>
+            <w:r>
+              <w:rPr>
+                <w:rFonts w:ascii="Arial" w:cs="Arial" w:eastAsia="Arial" w:hAnsi="Arial"/>
+                <w:sz w:val="20"/>
+                <w:szCs w:val="20"/>
+              </w:rPr>
+              <w:br/>
+              <w:t xml:space="preserve"/>
+            </w:r>
+            <w:r>
+              <w:rPr>
+                <w:rFonts w:ascii="Arial" w:cs="Arial" w:eastAsia="Arial" w:hAnsi="Arial"/>
+                <w:sz w:val="20"/>
+                <w:szCs w:val="20"/>
+              </w:rPr>
+              <w:br/>
+              <w:t xml:space="preserve"/>
+            </w:r>
+            <w:r>
+              <w:rPr>
+                <w:rFonts w:ascii="Arial" w:cs="Arial" w:eastAsia="Arial" w:hAnsi="Arial"/>
+                <w:b/>
+                <w:bCs/>
+                <w:i w:val="false"/>
+                <w:iCs w:val="false"/>
+                <w:color w:val="000000"/>
+                <w:sz w:val="20"/>
+                <w:szCs w:val="20"/>
+              </w:rPr>
+              <w:t xml:space="preserve">Vocabulary Preview — </w:t>
+            </w:r>
+            <w:r>
+              <w:rPr>
+                <w:rFonts w:ascii="Arial" w:cs="Arial" w:eastAsia="Arial" w:hAnsi="Arial"/>
+                <w:b w:val="false"/>
+                <w:bCs w:val="false"/>
+                <w:i w:val="false"/>
+                <w:iCs w:val="false"/>
+                <w:color w:val="000000"/>
+                <w:sz w:val="20"/>
+                <w:szCs w:val="20"/>
+              </w:rPr>
+              <w:t xml:space="preserve">terms we'll use today:</w:t>
+            </w:r>
+            <w:r>
+              <w:rPr>
+                <w:rFonts w:ascii="Arial" w:cs="Arial" w:eastAsia="Arial" w:hAnsi="Arial"/>
+                <w:sz w:val="20"/>
+                <w:szCs w:val="20"/>
+              </w:rPr>
+              <w:br/>
+              <w:t xml:space="preserve"/>
+            </w:r>
+            <w:r>
+              <w:rPr>
+                <w:rFonts w:ascii="Arial" w:cs="Arial" w:eastAsia="Arial" w:hAnsi="Arial"/>
+                <w:b w:val="false"/>
+                <w:bCs w:val="false"/>
+                <w:i w:val="false"/>
+                <w:iCs w:val="false"/>
+                <w:color w:val="000000"/>
+                <w:sz w:val="20"/>
+                <w:szCs w:val="20"/>
+              </w:rPr>
+              <w:t xml:space="preserve">    • Key patterns</w:t>
+            </w:r>
+            <w:r>
+              <w:rPr>
+                <w:rFonts w:ascii="Arial" w:cs="Arial" w:eastAsia="Arial" w:hAnsi="Arial"/>
+                <w:sz w:val="20"/>
+                <w:szCs w:val="20"/>
+              </w:rPr>
+              <w:br/>
+              <w:t xml:space="preserve"/>
+            </w:r>
+            <w:r>
+              <w:rPr>
+                <w:rFonts w:ascii="Arial" w:cs="Arial" w:eastAsia="Arial" w:hAnsi="Arial"/>
+                <w:sz w:val="20"/>
+                <w:szCs w:val="20"/>
+              </w:rPr>
+              <w:br/>
+              <w:t xml:space="preserve"/>
+            </w:r>
+            <w:r>
+              <w:rPr>
+                <w:rFonts w:ascii="Arial" w:cs="Arial" w:eastAsia="Arial" w:hAnsi="Arial"/>
+                <w:b w:val="false"/>
+                <w:bCs w:val="false"/>
+                <w:i/>
+                <w:iCs/>
+                <w:color w:val="444444"/>
+                <w:sz w:val="20"/>
+                <w:szCs w:val="20"/>
+              </w:rPr>
+              <w:t xml:space="preserve">Today's Goal: By the end of class you will be able to build complete programs that perform complex, multi-step calculations and display results professionally.</w:t>
+            </w:r>
+            <w:r>
+              <w:rPr>
+                <w:rFonts w:ascii="Arial" w:cs="Arial" w:eastAsia="Arial" w:hAnsi="Arial"/>
+                <w:sz w:val="20"/>
+                <w:szCs w:val="20"/>
+              </w:rPr>
+              <w:br/>
+              <w:t xml:space="preserve"/>
+            </w:r>
+            <w:r>
+              <w:rPr>
+                <w:rFonts w:ascii="Arial" w:cs="Arial" w:eastAsia="Arial" w:hAnsi="Arial"/>
+                <w:b w:val="false"/>
+                <w:bCs w:val="false"/>
+                <w:i/>
+                <w:iCs/>
+                <w:color w:val="555555"/>
+                <w:sz w:val="20"/>
+                <w:szCs w:val="20"/>
+              </w:rPr>
+              <w:t xml:space="preserve">→ Pair-share your response, then 2–3 students share with the class.</w:t>
             </w:r>
           </w:p>
         </w:tc>
@@ -319,9 +515,9 @@
               <w:right w:val="single" w:color="CCCCCC" w:sz="1"/>
             </w:tcBorders>
             <w:tcMar>
-              <w:top w:type="dxa" w:w="60"/>
+              <w:top w:type="dxa" w:w="80"/>
               <w:left w:type="dxa" w:w="120"/>
-              <w:bottom w:type="dxa" w:w="60"/>
+              <w:bottom w:type="dxa" w:w="80"/>
               <w:right w:type="dxa" w:w="120"/>
             </w:tcMar>
           </w:tcPr>
@@ -348,20 +544,380 @@
               <w:right w:val="single" w:color="CCCCCC" w:sz="1"/>
             </w:tcBorders>
             <w:tcMar>
-              <w:top w:type="dxa" w:w="60"/>
+              <w:top w:type="dxa" w:w="80"/>
               <w:left w:type="dxa" w:w="120"/>
-              <w:bottom w:type="dxa" w:w="60"/>
+              <w:bottom w:type="dxa" w:w="80"/>
               <w:right w:type="dxa" w:w="120"/>
             </w:tcMar>
           </w:tcPr>
           <w:p>
-            <w:r>
-              <w:rPr>
-                <w:rFonts w:ascii="Arial" w:cs="Arial" w:eastAsia="Arial" w:hAnsi="Arial"/>
-                <w:sz w:val="20"/>
-                <w:szCs w:val="20"/>
-              </w:rPr>
-              <w:t xml:space="preserve">Mini Lesson: Building Multi-Step Calculations — Tax Calculators, Grade Averagers</w:t>
+            <w:pPr>
+              <w:spacing w:after="80" w:before="80"/>
+            </w:pPr>
+            <w:r>
+              <w:rPr>
+                <w:rFonts w:ascii="Arial" w:cs="Arial" w:eastAsia="Arial" w:hAnsi="Arial"/>
+                <w:b/>
+                <w:bCs/>
+                <w:i w:val="false"/>
+                <w:iCs w:val="false"/>
+                <w:color w:val="000000"/>
+                <w:sz w:val="22"/>
+                <w:szCs w:val="22"/>
+              </w:rPr>
+              <w:t xml:space="preserve">Mini Lesson: </w:t>
+            </w:r>
+            <w:r>
+              <w:rPr>
+                <w:rFonts w:ascii="Arial" w:cs="Arial" w:eastAsia="Arial" w:hAnsi="Arial"/>
+                <w:b w:val="false"/>
+                <w:bCs w:val="false"/>
+                <w:i w:val="false"/>
+                <w:iCs w:val="false"/>
+                <w:color w:val="000000"/>
+                <w:sz w:val="22"/>
+                <w:szCs w:val="22"/>
+              </w:rPr>
+              <w:t xml:space="preserve">Building Multi-Step Calculations — Tax Calculators, Grade Averagers</w:t>
+            </w:r>
+            <w:r>
+              <w:rPr>
+                <w:rFonts w:ascii="Arial" w:cs="Arial" w:eastAsia="Arial" w:hAnsi="Arial"/>
+                <w:sz w:val="20"/>
+                <w:szCs w:val="20"/>
+              </w:rPr>
+              <w:br/>
+              <w:t xml:space="preserve"/>
+            </w:r>
+            <w:r>
+              <w:rPr>
+                <w:rFonts w:ascii="Arial" w:cs="Arial" w:eastAsia="Arial" w:hAnsi="Arial"/>
+                <w:sz w:val="20"/>
+                <w:szCs w:val="20"/>
+              </w:rPr>
+              <w:br/>
+              <w:t xml:space="preserve"/>
+            </w:r>
+            <w:r>
+              <w:rPr>
+                <w:rFonts w:ascii="Arial" w:cs="Arial" w:eastAsia="Arial" w:hAnsi="Arial"/>
+                <w:b/>
+                <w:bCs/>
+                <w:i/>
+                <w:iCs/>
+                <w:color w:val="000000"/>
+                <w:sz w:val="20"/>
+                <w:szCs w:val="20"/>
+              </w:rPr>
+              <w:t xml:space="preserve">Learning Target: </w:t>
+            </w:r>
+            <w:r>
+              <w:rPr>
+                <w:rFonts w:ascii="Arial" w:cs="Arial" w:eastAsia="Arial" w:hAnsi="Arial"/>
+                <w:b w:val="false"/>
+                <w:bCs w:val="false"/>
+                <w:i/>
+                <w:iCs/>
+                <w:color w:val="333333"/>
+                <w:sz w:val="20"/>
+                <w:szCs w:val="20"/>
+              </w:rPr>
+              <w:t xml:space="preserve">I can build complete programs that perform complex, multi-step calculations and display results professionally.</w:t>
+            </w:r>
+            <w:r>
+              <w:rPr>
+                <w:rFonts w:ascii="Arial" w:cs="Arial" w:eastAsia="Arial" w:hAnsi="Arial"/>
+                <w:sz w:val="20"/>
+                <w:szCs w:val="20"/>
+              </w:rPr>
+              <w:br/>
+              <w:t xml:space="preserve"/>
+            </w:r>
+            <w:r>
+              <w:rPr>
+                <w:rFonts w:ascii="Arial" w:cs="Arial" w:eastAsia="Arial" w:hAnsi="Arial"/>
+                <w:sz w:val="20"/>
+                <w:szCs w:val="20"/>
+              </w:rPr>
+              <w:br/>
+              <w:t xml:space="preserve"/>
+            </w:r>
+            <w:r>
+              <w:rPr>
+                <w:rFonts w:ascii="Arial" w:cs="Arial" w:eastAsia="Arial" w:hAnsi="Arial"/>
+                <w:b w:val="false"/>
+                <w:bCs w:val="false"/>
+                <w:i w:val="false"/>
+                <w:iCs w:val="false"/>
+                <w:color w:val="000000"/>
+                <w:sz w:val="20"/>
+                <w:szCs w:val="20"/>
+              </w:rPr>
+              <w:t xml:space="preserve">This lesson combines everything learned so far to build programs that:</w:t>
+            </w:r>
+            <w:r>
+              <w:rPr>
+                <w:rFonts w:ascii="Arial" w:cs="Arial" w:eastAsia="Arial" w:hAnsi="Arial"/>
+                <w:sz w:val="20"/>
+                <w:szCs w:val="20"/>
+              </w:rPr>
+              <w:br/>
+              <w:t xml:space="preserve"/>
+            </w:r>
+            <w:r>
+              <w:rPr>
+                <w:rFonts w:ascii="Arial" w:cs="Arial" w:eastAsia="Arial" w:hAnsi="Arial"/>
+                <w:b w:val="false"/>
+                <w:bCs w:val="false"/>
+                <w:i w:val="false"/>
+                <w:iCs w:val="false"/>
+                <w:color w:val="000000"/>
+                <w:sz w:val="20"/>
+                <w:szCs w:val="20"/>
+              </w:rPr>
+              <w:t xml:space="preserve">2. Perform multiple calculation steps</w:t>
+            </w:r>
+            <w:r>
+              <w:rPr>
+                <w:rFonts w:ascii="Arial" w:cs="Arial" w:eastAsia="Arial" w:hAnsi="Arial"/>
+                <w:sz w:val="20"/>
+                <w:szCs w:val="20"/>
+              </w:rPr>
+              <w:br/>
+              <w:t xml:space="preserve"/>
+            </w:r>
+            <w:r>
+              <w:rPr>
+                <w:rFonts w:ascii="Arial" w:cs="Arial" w:eastAsia="Arial" w:hAnsi="Arial"/>
+                <w:sz w:val="20"/>
+                <w:szCs w:val="20"/>
+              </w:rPr>
+              <w:br/>
+              <w:t xml:space="preserve"/>
+            </w:r>
+            <w:r>
+              <w:rPr>
+                <w:rFonts w:ascii="Arial" w:cs="Arial" w:eastAsia="Arial" w:hAnsi="Arial"/>
+                <w:b/>
+                <w:bCs/>
+                <w:i w:val="false"/>
+                <w:iCs w:val="false"/>
+                <w:color w:val="000000"/>
+                <w:sz w:val="20"/>
+                <w:szCs w:val="20"/>
+              </w:rPr>
+              <w:t xml:space="preserve">Key Concepts:</w:t>
+            </w:r>
+            <w:r>
+              <w:rPr>
+                <w:rFonts w:ascii="Arial" w:cs="Arial" w:eastAsia="Arial" w:hAnsi="Arial"/>
+                <w:sz w:val="20"/>
+                <w:szCs w:val="20"/>
+              </w:rPr>
+              <w:br/>
+              <w:t xml:space="preserve"/>
+            </w:r>
+            <w:r>
+              <w:rPr>
+                <w:rFonts w:ascii="Arial" w:cs="Arial" w:eastAsia="Arial" w:hAnsi="Arial"/>
+                <w:b w:val="false"/>
+                <w:bCs w:val="false"/>
+                <w:i w:val="false"/>
+                <w:iCs w:val="false"/>
+                <w:color w:val="000000"/>
+                <w:sz w:val="20"/>
+                <w:szCs w:val="20"/>
+              </w:rPr>
+              <w:t xml:space="preserve">    • Read input → convert to correct type → store in variables</w:t>
+            </w:r>
+            <w:r>
+              <w:rPr>
+                <w:rFonts w:ascii="Arial" w:cs="Arial" w:eastAsia="Arial" w:hAnsi="Arial"/>
+                <w:sz w:val="20"/>
+                <w:szCs w:val="20"/>
+              </w:rPr>
+              <w:br/>
+              <w:t xml:space="preserve"/>
+            </w:r>
+            <w:r>
+              <w:rPr>
+                <w:rFonts w:ascii="Arial" w:cs="Arial" w:eastAsia="Arial" w:hAnsi="Arial"/>
+                <w:b w:val="false"/>
+                <w:bCs w:val="false"/>
+                <w:i w:val="false"/>
+                <w:iCs w:val="false"/>
+                <w:color w:val="000000"/>
+                <w:sz w:val="20"/>
+                <w:szCs w:val="20"/>
+              </w:rPr>
+              <w:t xml:space="preserve">    • Perform calculations step by step</w:t>
+            </w:r>
+            <w:r>
+              <w:rPr>
+                <w:rFonts w:ascii="Arial" w:cs="Arial" w:eastAsia="Arial" w:hAnsi="Arial"/>
+                <w:sz w:val="20"/>
+                <w:szCs w:val="20"/>
+              </w:rPr>
+              <w:br/>
+              <w:t xml:space="preserve"/>
+            </w:r>
+            <w:r>
+              <w:rPr>
+                <w:rFonts w:ascii="Arial" w:cs="Arial" w:eastAsia="Arial" w:hAnsi="Arial"/>
+                <w:b w:val="false"/>
+                <w:bCs w:val="false"/>
+                <w:i w:val="false"/>
+                <w:iCs w:val="false"/>
+                <w:color w:val="000000"/>
+                <w:sz w:val="20"/>
+                <w:szCs w:val="20"/>
+              </w:rPr>
+              <w:t xml:space="preserve">    • Use intermediate variables to store results</w:t>
+            </w:r>
+            <w:r>
+              <w:rPr>
+                <w:rFonts w:ascii="Arial" w:cs="Arial" w:eastAsia="Arial" w:hAnsi="Arial"/>
+                <w:sz w:val="20"/>
+                <w:szCs w:val="20"/>
+              </w:rPr>
+              <w:br/>
+              <w:t xml:space="preserve"/>
+            </w:r>
+            <w:r>
+              <w:rPr>
+                <w:rFonts w:ascii="Arial" w:cs="Arial" w:eastAsia="Arial" w:hAnsi="Arial"/>
+                <w:b w:val="false"/>
+                <w:bCs w:val="false"/>
+                <w:i w:val="false"/>
+                <w:iCs w:val="false"/>
+                <w:color w:val="000000"/>
+                <w:sz w:val="20"/>
+                <w:szCs w:val="20"/>
+              </w:rPr>
+              <w:t xml:space="preserve">    • Display formatted output</w:t>
+            </w:r>
+            <w:r>
+              <w:rPr>
+                <w:rFonts w:ascii="Arial" w:cs="Arial" w:eastAsia="Arial" w:hAnsi="Arial"/>
+                <w:sz w:val="20"/>
+                <w:szCs w:val="20"/>
+              </w:rPr>
+              <w:br/>
+              <w:t xml:space="preserve"/>
+            </w:r>
+            <w:r>
+              <w:rPr>
+                <w:rFonts w:ascii="Arial" w:cs="Arial" w:eastAsia="Arial" w:hAnsi="Arial"/>
+                <w:sz w:val="20"/>
+                <w:szCs w:val="20"/>
+              </w:rPr>
+              <w:br/>
+              <w:t xml:space="preserve"/>
+            </w:r>
+            <w:r>
+              <w:rPr>
+                <w:rFonts w:ascii="Arial" w:cs="Arial" w:eastAsia="Arial" w:hAnsi="Arial"/>
+                <w:b/>
+                <w:bCs/>
+                <w:i w:val="false"/>
+                <w:iCs w:val="false"/>
+                <w:color w:val="000000"/>
+                <w:sz w:val="20"/>
+                <w:szCs w:val="20"/>
+              </w:rPr>
+              <w:t xml:space="preserve">Vocabulary: </w:t>
+            </w:r>
+            <w:r>
+              <w:rPr>
+                <w:rFonts w:ascii="Arial" w:cs="Arial" w:eastAsia="Arial" w:hAnsi="Arial"/>
+                <w:b w:val="false"/>
+                <w:bCs w:val="false"/>
+                <w:i w:val="false"/>
+                <w:iCs w:val="false"/>
+                <w:color w:val="000000"/>
+                <w:sz w:val="20"/>
+                <w:szCs w:val="20"/>
+              </w:rPr>
+              <w:t xml:space="preserve">Key patterns</w:t>
+            </w:r>
+            <w:r>
+              <w:rPr>
+                <w:rFonts w:ascii="Arial" w:cs="Arial" w:eastAsia="Arial" w:hAnsi="Arial"/>
+                <w:sz w:val="20"/>
+                <w:szCs w:val="20"/>
+              </w:rPr>
+              <w:br/>
+              <w:t xml:space="preserve"/>
+            </w:r>
+            <w:r>
+              <w:rPr>
+                <w:rFonts w:ascii="Arial" w:cs="Arial" w:eastAsia="Arial" w:hAnsi="Arial"/>
+                <w:sz w:val="20"/>
+                <w:szCs w:val="20"/>
+              </w:rPr>
+              <w:br/>
+              <w:t xml:space="preserve"/>
+            </w:r>
+            <w:r>
+              <w:rPr>
+                <w:rFonts w:ascii="Arial" w:cs="Arial" w:eastAsia="Arial" w:hAnsi="Arial"/>
+                <w:b/>
+                <w:bCs/>
+                <w:i/>
+                <w:iCs/>
+                <w:color w:val="555555"/>
+                <w:sz w:val="20"/>
+                <w:szCs w:val="20"/>
+              </w:rPr>
+              <w:t xml:space="preserve">→ Live Demo — </w:t>
+            </w:r>
+            <w:r>
+              <w:rPr>
+                <w:rFonts w:ascii="Arial" w:cs="Arial" w:eastAsia="Arial" w:hAnsi="Arial"/>
+                <w:b w:val="false"/>
+                <w:bCs w:val="false"/>
+                <w:i/>
+                <w:iCs/>
+                <w:color w:val="555555"/>
+                <w:sz w:val="20"/>
+                <w:szCs w:val="20"/>
+              </w:rPr>
+              <w:t xml:space="preserve">type examples as students follow along in their own editor.</w:t>
+            </w:r>
+            <w:r>
+              <w:rPr>
+                <w:rFonts w:ascii="Arial" w:cs="Arial" w:eastAsia="Arial" w:hAnsi="Arial"/>
+                <w:sz w:val="20"/>
+                <w:szCs w:val="20"/>
+              </w:rPr>
+              <w:br/>
+              <w:t xml:space="preserve"/>
+            </w:r>
+            <w:r>
+              <w:rPr>
+                <w:rFonts w:ascii="Arial" w:cs="Arial" w:eastAsia="Arial" w:hAnsi="Arial"/>
+                <w:b/>
+                <w:bCs/>
+                <w:i/>
+                <w:iCs/>
+                <w:color w:val="555555"/>
+                <w:sz w:val="20"/>
+                <w:szCs w:val="20"/>
+              </w:rPr>
+              <w:t xml:space="preserve">→ Check for Understanding: </w:t>
+            </w:r>
+            <w:r>
+              <w:rPr>
+                <w:rFonts w:ascii="Arial" w:cs="Arial" w:eastAsia="Arial" w:hAnsi="Arial"/>
+                <w:b w:val="false"/>
+                <w:bCs w:val="false"/>
+                <w:i/>
+                <w:iCs/>
+                <w:color w:val="555555"/>
+                <w:sz w:val="20"/>
+                <w:szCs w:val="20"/>
+              </w:rPr>
+              <w:t xml:space="preserve">pause and cold-call: “Can someone explain what we just did in their own words?”</w:t>
             </w:r>
           </w:p>
         </w:tc>
@@ -377,9 +933,9 @@
               <w:right w:val="single" w:color="CCCCCC" w:sz="1"/>
             </w:tcBorders>
             <w:tcMar>
-              <w:top w:type="dxa" w:w="60"/>
+              <w:top w:type="dxa" w:w="80"/>
               <w:left w:type="dxa" w:w="120"/>
-              <w:bottom w:type="dxa" w:w="60"/>
+              <w:bottom w:type="dxa" w:w="80"/>
               <w:right w:type="dxa" w:w="120"/>
             </w:tcMar>
           </w:tcPr>
@@ -406,20 +962,90 @@
               <w:right w:val="single" w:color="CCCCCC" w:sz="1"/>
             </w:tcBorders>
             <w:tcMar>
-              <w:top w:type="dxa" w:w="60"/>
+              <w:top w:type="dxa" w:w="80"/>
               <w:left w:type="dxa" w:w="120"/>
-              <w:bottom w:type="dxa" w:w="60"/>
+              <w:bottom w:type="dxa" w:w="80"/>
               <w:right w:type="dxa" w:w="120"/>
             </w:tcMar>
           </w:tcPr>
           <w:p>
-            <w:r>
-              <w:rPr>
-                <w:rFonts w:ascii="Arial" w:cs="Arial" w:eastAsia="Arial" w:hAnsi="Arial"/>
-                <w:sz w:val="20"/>
-                <w:szCs w:val="20"/>
+            <w:pPr>
+              <w:spacing w:after="80" w:before="80"/>
+            </w:pPr>
+            <w:r>
+              <w:rPr>
+                <w:rFonts w:ascii="Arial" w:cs="Arial" w:eastAsia="Arial" w:hAnsi="Arial"/>
+                <w:b/>
+                <w:bCs/>
+                <w:i w:val="false"/>
+                <w:iCs w:val="false"/>
+                <w:color w:val="000000"/>
+                <w:sz w:val="22"/>
+                <w:szCs w:val="22"/>
               </w:rPr>
               <w:t xml:space="preserve">Guided Practice</w:t>
+            </w:r>
+            <w:r>
+              <w:rPr>
+                <w:rFonts w:ascii="Arial" w:cs="Arial" w:eastAsia="Arial" w:hAnsi="Arial"/>
+                <w:sz w:val="20"/>
+                <w:szCs w:val="20"/>
+              </w:rPr>
+              <w:br/>
+              <w:t xml:space="preserve"/>
+            </w:r>
+            <w:r>
+              <w:rPr>
+                <w:rFonts w:ascii="Arial" w:cs="Arial" w:eastAsia="Arial" w:hAnsi="Arial"/>
+                <w:sz w:val="20"/>
+                <w:szCs w:val="20"/>
+              </w:rPr>
+              <w:br/>
+              <w:t xml:space="preserve"/>
+            </w:r>
+            <w:r>
+              <w:rPr>
+                <w:rFonts w:ascii="Arial" w:cs="Arial" w:eastAsia="Arial" w:hAnsi="Arial"/>
+                <w:b w:val="false"/>
+                <w:bCs w:val="false"/>
+                <w:i w:val="false"/>
+                <w:iCs w:val="false"/>
+                <w:color w:val="000000"/>
+                <w:sz w:val="20"/>
+                <w:szCs w:val="20"/>
+              </w:rPr>
+              <w:t xml:space="preserve">Build a Meal Cost Splitter:</w:t>
+            </w:r>
+            <w:r>
+              <w:rPr>
+                <w:rFonts w:ascii="Arial" w:cs="Arial" w:eastAsia="Arial" w:hAnsi="Arial"/>
+                <w:sz w:val="20"/>
+                <w:szCs w:val="20"/>
+              </w:rPr>
+              <w:br/>
+              <w:t xml:space="preserve"/>
+            </w:r>
+            <w:r>
+              <w:rPr>
+                <w:rFonts w:ascii="Arial" w:cs="Arial" w:eastAsia="Arial" w:hAnsi="Arial"/>
+                <w:sz w:val="20"/>
+                <w:szCs w:val="20"/>
+              </w:rPr>
+              <w:br/>
+              <w:t xml:space="preserve"/>
+            </w:r>
+            <w:r>
+              <w:rPr>
+                <w:rFonts w:ascii="Arial" w:cs="Arial" w:eastAsia="Arial" w:hAnsi="Arial"/>
+                <w:b w:val="false"/>
+                <w:bCs w:val="false"/>
+                <w:i/>
+                <w:iCs/>
+                <w:color w:val="555555"/>
+                <w:sz w:val="20"/>
+                <w:szCs w:val="20"/>
+              </w:rPr>
+              <w:t xml:space="preserve">→ Teacher models — students try alongside, then compare results.</w:t>
             </w:r>
           </w:p>
         </w:tc>
@@ -435,9 +1061,9 @@
               <w:right w:val="single" w:color="CCCCCC" w:sz="1"/>
             </w:tcBorders>
             <w:tcMar>
-              <w:top w:type="dxa" w:w="60"/>
+              <w:top w:type="dxa" w:w="80"/>
               <w:left w:type="dxa" w:w="120"/>
-              <w:bottom w:type="dxa" w:w="60"/>
+              <w:bottom w:type="dxa" w:w="80"/>
               <w:right w:type="dxa" w:w="120"/>
             </w:tcMar>
           </w:tcPr>
@@ -450,7 +1076,7 @@
                 <w:sz w:val="20"/>
                 <w:szCs w:val="20"/>
               </w:rPr>
-              <w:t xml:space="preserve">15-20 min</w:t>
+              <w:t xml:space="preserve">15–20 min</w:t>
             </w:r>
           </w:p>
         </w:tc>
@@ -464,20 +1090,164 @@
               <w:right w:val="single" w:color="CCCCCC" w:sz="1"/>
             </w:tcBorders>
             <w:tcMar>
-              <w:top w:type="dxa" w:w="60"/>
+              <w:top w:type="dxa" w:w="80"/>
               <w:left w:type="dxa" w:w="120"/>
-              <w:bottom w:type="dxa" w:w="60"/>
+              <w:bottom w:type="dxa" w:w="80"/>
               <w:right w:type="dxa" w:w="120"/>
             </w:tcMar>
           </w:tcPr>
           <w:p>
-            <w:r>
-              <w:rPr>
-                <w:rFonts w:ascii="Arial" w:cs="Arial" w:eastAsia="Arial" w:hAnsi="Arial"/>
-                <w:sz w:val="20"/>
-                <w:szCs w:val="20"/>
+            <w:pPr>
+              <w:spacing w:after="80" w:before="80"/>
+            </w:pPr>
+            <w:r>
+              <w:rPr>
+                <w:rFonts w:ascii="Arial" w:cs="Arial" w:eastAsia="Arial" w:hAnsi="Arial"/>
+                <w:b/>
+                <w:bCs/>
+                <w:i w:val="false"/>
+                <w:iCs w:val="false"/>
+                <w:color w:val="000000"/>
+                <w:sz w:val="22"/>
+                <w:szCs w:val="22"/>
               </w:rPr>
               <w:t xml:space="preserve">Independent Practice / Code Along</w:t>
+            </w:r>
+            <w:r>
+              <w:rPr>
+                <w:rFonts w:ascii="Arial" w:cs="Arial" w:eastAsia="Arial" w:hAnsi="Arial"/>
+                <w:sz w:val="20"/>
+                <w:szCs w:val="20"/>
+              </w:rPr>
+              <w:br/>
+              <w:t xml:space="preserve"/>
+            </w:r>
+            <w:r>
+              <w:rPr>
+                <w:rFonts w:ascii="Arial" w:cs="Arial" w:eastAsia="Arial" w:hAnsi="Arial"/>
+                <w:b/>
+                <w:bCs/>
+                <w:i w:val="false"/>
+                <w:iCs w:val="false"/>
+                <w:color w:val="000000"/>
+                <w:sz w:val="20"/>
+                <w:szCs w:val="20"/>
+              </w:rPr>
+              <w:t xml:space="preserve">    Beginner: </w:t>
+            </w:r>
+            <w:r>
+              <w:rPr>
+                <w:rFonts w:ascii="Arial" w:cs="Arial" w:eastAsia="Arial" w:hAnsi="Arial"/>
+                <w:b w:val="false"/>
+                <w:bCs w:val="false"/>
+                <w:i w:val="false"/>
+                <w:iCs w:val="false"/>
+                <w:color w:val="000000"/>
+                <w:sz w:val="20"/>
+                <w:szCs w:val="20"/>
+              </w:rPr>
+              <w:t xml:space="preserve">Sales Tax Calculator Write a program that: - Asks for item price - Calculates 7% sales tax - Displays price, tax, and total (formatted to 2…</w:t>
+            </w:r>
+            <w:r>
+              <w:rPr>
+                <w:rFonts w:ascii="Arial" w:cs="Arial" w:eastAsia="Arial" w:hAnsi="Arial"/>
+                <w:sz w:val="20"/>
+                <w:szCs w:val="20"/>
+              </w:rPr>
+              <w:br/>
+              <w:t xml:space="preserve"/>
+            </w:r>
+            <w:r>
+              <w:rPr>
+                <w:rFonts w:ascii="Arial" w:cs="Arial" w:eastAsia="Arial" w:hAnsi="Arial"/>
+                <w:b/>
+                <w:bCs/>
+                <w:i w:val="false"/>
+                <w:iCs w:val="false"/>
+                <w:color w:val="000000"/>
+                <w:sz w:val="20"/>
+                <w:szCs w:val="20"/>
+              </w:rPr>
+              <w:t xml:space="preserve">    Intermediate: </w:t>
+            </w:r>
+            <w:r>
+              <w:rPr>
+                <w:rFonts w:ascii="Arial" w:cs="Arial" w:eastAsia="Arial" w:hAnsi="Arial"/>
+                <w:b w:val="false"/>
+                <w:bCs w:val="false"/>
+                <w:i w:val="false"/>
+                <w:iCs w:val="false"/>
+                <w:color w:val="000000"/>
+                <w:sz w:val="20"/>
+                <w:szCs w:val="20"/>
+              </w:rPr>
+              <w:t xml:space="preserve">Course Grade Calculator Write a program that: - Asks for four test scores - Calculates the average - Asks for homework points (0-100) - Calc…</w:t>
+            </w:r>
+            <w:r>
+              <w:rPr>
+                <w:rFonts w:ascii="Arial" w:cs="Arial" w:eastAsia="Arial" w:hAnsi="Arial"/>
+                <w:sz w:val="20"/>
+                <w:szCs w:val="20"/>
+              </w:rPr>
+              <w:br/>
+              <w:t xml:space="preserve"/>
+            </w:r>
+            <w:r>
+              <w:rPr>
+                <w:rFonts w:ascii="Arial" w:cs="Arial" w:eastAsia="Arial" w:hAnsi="Arial"/>
+                <w:b/>
+                <w:bCs/>
+                <w:i w:val="false"/>
+                <w:iCs w:val="false"/>
+                <w:color w:val="000000"/>
+                <w:sz w:val="20"/>
+                <w:szCs w:val="20"/>
+              </w:rPr>
+              <w:t xml:space="preserve">    Challenge: </w:t>
+            </w:r>
+            <w:r>
+              <w:rPr>
+                <w:rFonts w:ascii="Arial" w:cs="Arial" w:eastAsia="Arial" w:hAnsi="Arial"/>
+                <w:b w:val="false"/>
+                <w:bCs w:val="false"/>
+                <w:i w:val="false"/>
+                <w:iCs w:val="false"/>
+                <w:color w:val="000000"/>
+                <w:sz w:val="20"/>
+                <w:szCs w:val="20"/>
+              </w:rPr>
+              <w:t xml:space="preserve">Commission Calculator Write a program that: - Asks for annual sales amount - Applies tiered commission:   - Sales  $100,000: 4% - Displays t…</w:t>
+            </w:r>
+            <w:r>
+              <w:rPr>
+                <w:rFonts w:ascii="Arial" w:cs="Arial" w:eastAsia="Arial" w:hAnsi="Arial"/>
+                <w:sz w:val="20"/>
+                <w:szCs w:val="20"/>
+              </w:rPr>
+              <w:br/>
+              <w:t xml:space="preserve"/>
+            </w:r>
+            <w:r>
+              <w:rPr>
+                <w:rFonts w:ascii="Arial" w:cs="Arial" w:eastAsia="Arial" w:hAnsi="Arial"/>
+                <w:sz w:val="20"/>
+                <w:szCs w:val="20"/>
+              </w:rPr>
+              <w:br/>
+              <w:t xml:space="preserve"/>
+            </w:r>
+            <w:r>
+              <w:rPr>
+                <w:rFonts w:ascii="Arial" w:cs="Arial" w:eastAsia="Arial" w:hAnsi="Arial"/>
+                <w:b w:val="false"/>
+                <w:bCs w:val="false"/>
+                <w:i/>
+                <w:iCs/>
+                <w:color w:val="555555"/>
+                <w:sz w:val="20"/>
+                <w:szCs w:val="20"/>
+              </w:rPr>
+              <w:t xml:space="preserve">→ Teacher circulates — offer hints, check for understanding.</w:t>
             </w:r>
           </w:p>
         </w:tc>
@@ -493,9 +1263,9 @@
               <w:right w:val="single" w:color="CCCCCC" w:sz="1"/>
             </w:tcBorders>
             <w:tcMar>
-              <w:top w:type="dxa" w:w="60"/>
+              <w:top w:type="dxa" w:w="80"/>
               <w:left w:type="dxa" w:w="120"/>
-              <w:bottom w:type="dxa" w:w="60"/>
+              <w:bottom w:type="dxa" w:w="80"/>
               <w:right w:type="dxa" w:w="120"/>
             </w:tcMar>
           </w:tcPr>
@@ -522,20 +1292,90 @@
               <w:right w:val="single" w:color="CCCCCC" w:sz="1"/>
             </w:tcBorders>
             <w:tcMar>
-              <w:top w:type="dxa" w:w="60"/>
+              <w:top w:type="dxa" w:w="80"/>
               <w:left w:type="dxa" w:w="120"/>
-              <w:bottom w:type="dxa" w:w="60"/>
+              <w:bottom w:type="dxa" w:w="80"/>
               <w:right w:type="dxa" w:w="120"/>
             </w:tcMar>
           </w:tcPr>
           <w:p>
-            <w:r>
-              <w:rPr>
-                <w:rFonts w:ascii="Arial" w:cs="Arial" w:eastAsia="Arial" w:hAnsi="Arial"/>
-                <w:sz w:val="20"/>
-                <w:szCs w:val="20"/>
+            <w:pPr>
+              <w:spacing w:after="80" w:before="80"/>
+            </w:pPr>
+            <w:r>
+              <w:rPr>
+                <w:rFonts w:ascii="Arial" w:cs="Arial" w:eastAsia="Arial" w:hAnsi="Arial"/>
+                <w:b/>
+                <w:bCs/>
+                <w:i w:val="false"/>
+                <w:iCs w:val="false"/>
+                <w:color w:val="000000"/>
+                <w:sz w:val="22"/>
+                <w:szCs w:val="22"/>
               </w:rPr>
               <w:t xml:space="preserve">Exit Ticket / Wrap-Up</w:t>
+            </w:r>
+            <w:r>
+              <w:rPr>
+                <w:rFonts w:ascii="Arial" w:cs="Arial" w:eastAsia="Arial" w:hAnsi="Arial"/>
+                <w:sz w:val="20"/>
+                <w:szCs w:val="20"/>
+              </w:rPr>
+              <w:br/>
+              <w:t xml:space="preserve"/>
+            </w:r>
+            <w:r>
+              <w:rPr>
+                <w:rFonts w:ascii="Arial" w:cs="Arial" w:eastAsia="Arial" w:hAnsi="Arial"/>
+                <w:sz w:val="20"/>
+                <w:szCs w:val="20"/>
+              </w:rPr>
+              <w:br/>
+              <w:t xml:space="preserve"/>
+            </w:r>
+            <w:r>
+              <w:rPr>
+                <w:rFonts w:ascii="Arial" w:cs="Arial" w:eastAsia="Arial" w:hAnsi="Arial"/>
+                <w:b w:val="false"/>
+                <w:bCs w:val="false"/>
+                <w:i w:val="false"/>
+                <w:iCs w:val="false"/>
+                <w:color w:val="000000"/>
+                <w:sz w:val="20"/>
+                <w:szCs w:val="20"/>
+              </w:rPr>
+              <w:t xml:space="preserve">Quick Check: Build complete programs that perform complex, multi-step calculations and display results professionally?</w:t>
+            </w:r>
+            <w:r>
+              <w:rPr>
+                <w:rFonts w:ascii="Arial" w:cs="Arial" w:eastAsia="Arial" w:hAnsi="Arial"/>
+                <w:sz w:val="20"/>
+                <w:szCs w:val="20"/>
+              </w:rPr>
+              <w:br/>
+              <w:t xml:space="preserve"/>
+            </w:r>
+            <w:r>
+              <w:rPr>
+                <w:rFonts w:ascii="Arial" w:cs="Arial" w:eastAsia="Arial" w:hAnsi="Arial"/>
+                <w:sz w:val="20"/>
+                <w:szCs w:val="20"/>
+              </w:rPr>
+              <w:br/>
+              <w:t xml:space="preserve"/>
+            </w:r>
+            <w:r>
+              <w:rPr>
+                <w:rFonts w:ascii="Arial" w:cs="Arial" w:eastAsia="Arial" w:hAnsi="Arial"/>
+                <w:b w:val="false"/>
+                <w:bCs w:val="false"/>
+                <w:i/>
+                <w:iCs/>
+                <w:color w:val="555555"/>
+                <w:sz w:val="20"/>
+                <w:szCs w:val="20"/>
+              </w:rPr>
+              <w:t xml:space="preserve">→ 3–2–1: Name 3 things learned, 2 new vocab words, 1 question you still have.</w:t>
             </w:r>
           </w:p>
         </w:tc>
@@ -811,19 +1651,6 @@
                 <w:sz w:val="18"/>
                 <w:szCs w:val="18"/>
               </w:rPr>
-              <w:t xml:space="preserve"># Example 1: Sales tax calculator</w:t>
-            </w:r>
-          </w:p>
-          <w:p>
-            <w:pPr>
-              <w:spacing w:after="20"/>
-            </w:pPr>
-            <w:r>
-              <w:rPr>
-                <w:rFonts w:ascii="Courier New" w:cs="Courier New" w:eastAsia="Courier New" w:hAnsi="Courier New"/>
-                <w:sz w:val="18"/>
-                <w:szCs w:val="18"/>
-              </w:rPr>
               <w:t xml:space="preserve">price = float(input("Item price: $"))</w:t>
             </w:r>
           </w:p>
@@ -928,7 +1755,7 @@
                 <w:sz w:val="18"/>
                 <w:szCs w:val="18"/>
               </w:rPr>
-              <w:t xml:space="preserve"># Example 2: Grade average calculator</w:t>
+              <w:t xml:space="preserve"> </w:t>
             </w:r>
           </w:p>
           <w:p>
@@ -1032,7 +1859,7 @@
                 <w:sz w:val="18"/>
                 <w:szCs w:val="18"/>
               </w:rPr>
-              <w:t xml:space="preserve"># Example 3: Discount calculator</w:t>
+              <w:t xml:space="preserve"> </w:t>
             </w:r>
           </w:p>
           <w:p>
@@ -1348,19 +2175,6 @@
                 <w:sz w:val="18"/>
                 <w:szCs w:val="18"/>
               </w:rPr>
-              <w:t xml:space="preserve"># Problem 1 Example</w:t>
-            </w:r>
-          </w:p>
-          <w:p>
-            <w:pPr>
-              <w:spacing w:after="20"/>
-            </w:pPr>
-            <w:r>
-              <w:rPr>
-                <w:rFonts w:ascii="Courier New" w:cs="Courier New" w:eastAsia="Courier New" w:hAnsi="Courier New"/>
-                <w:sz w:val="18"/>
-                <w:szCs w:val="18"/>
-              </w:rPr>
               <w:t xml:space="preserve">price = float(input("Price: $"))</w:t>
             </w:r>
           </w:p>
@@ -1452,7 +2266,7 @@
                 <w:sz w:val="18"/>
                 <w:szCs w:val="18"/>
               </w:rPr>
-              <w:t xml:space="preserve"># Problem 2 Example</w:t>
+              <w:t xml:space="preserve"> </w:t>
             </w:r>
           </w:p>
           <w:p>
@@ -1595,7 +2409,7 @@
                 <w:sz w:val="18"/>
                 <w:szCs w:val="18"/>
               </w:rPr>
-              <w:t xml:space="preserve"># Problem 3 Example</w:t>
+              <w:t xml:space="preserve"> </w:t>
             </w:r>
           </w:p>
           <w:p>
@@ -1988,7 +2802,7 @@
           <w:sz w:val="20"/>
           <w:szCs w:val="20"/>
         </w:rPr>
-        <w:t xml:space="preserve">Challenge: Commission Calculator Write a program that: - Asks for annual sales amount - Applies tiered commission:   - Sales &lt; $50,000: 2%   - Sales $50,000-$100,000: 3%   - Sales &gt; $100,000: 4% - Displays the sales amount, commission rate, commission earned, and income after commission - Formats al</w:t>
+        <w:t xml:space="preserve">Challenge: Commission Calculator Write a program that: - Asks for annual sales amount - Applies tiered commission:   - Sales  $100,000: 4% - Displays the sales amount, commission rate, commission earned, and income after commission - Formats all currency to 2 decimals ---</w:t>
       </w:r>
     </w:p>
     <w:p>

--- a/Coding 1 - year/Unit 2 - Variables, Data Types & Expressions/Daily Lesson Plans/Word/Day 34.docx
+++ b/Coding 1 - year/Unit 2 - Variables, Data Types & Expressions/Daily Lesson Plans/Word/Day 34.docx
@@ -380,7 +380,7 @@
                 <w:sz w:val="20"/>
                 <w:szCs w:val="20"/>
               </w:rPr>
-              <w:t xml:space="preserve">    What do you already know about how to build complete programs that perform complex, multi-step calculations and display results professionally?</w:t>
+              <w:t xml:space="preserve">    If you were going to build complete programs that perform complex, multi-step calculations and display results professionally, what pieces or steps would you need? Brainstorm a quick list.</w:t>
             </w:r>
             <w:r>
               <w:rPr>
@@ -477,7 +477,7 @@
                 <w:sz w:val="20"/>
                 <w:szCs w:val="20"/>
               </w:rPr>
-              <w:t xml:space="preserve">Today's Goal: By the end of class you will be able to build complete programs that perform complex, multi-step calculations and display results professionally.</w:t>
+              <w:t xml:space="preserve">Today’s Goal: By the end of class you will be able to build complete programs that perform complex, multi-step calculations and display results professionally.</w:t>
             </w:r>
             <w:r>
               <w:rPr>
@@ -1344,7 +1344,7 @@
                 <w:sz w:val="20"/>
                 <w:szCs w:val="20"/>
               </w:rPr>
-              <w:t xml:space="preserve">Quick Check: Build complete programs that perform complex, multi-step calculations and display results professionally?</w:t>
+              <w:t xml:space="preserve">What are the 2-3 most important steps when you build complete programs that perform complex, multi-step calculations and display results professionally? What could go wrong if you skip one?</w:t>
             </w:r>
             <w:r>
               <w:rPr>

--- a/Coding 1 - year/Unit 2 - Variables, Data Types & Expressions/Daily Lesson Plans/Word/Day 34.docx
+++ b/Coding 1 - year/Unit 2 - Variables, Data Types & Expressions/Daily Lesson Plans/Word/Day 34.docx
@@ -728,7 +728,7 @@
                 <w:sz w:val="20"/>
                 <w:szCs w:val="20"/>
               </w:rPr>
-              <w:t xml:space="preserve">    • Read input → convert to correct type → store in variables</w:t>
+              <w:t xml:space="preserve">    • Accept user input</w:t>
             </w:r>
             <w:r>
               <w:rPr>
@@ -750,7 +750,7 @@
                 <w:sz w:val="20"/>
                 <w:szCs w:val="20"/>
               </w:rPr>
-              <w:t xml:space="preserve">    • Perform calculations step by step</w:t>
+              <w:t xml:space="preserve">    • Perform multiple calculation steps</w:t>
             </w:r>
             <w:r>
               <w:rPr>
@@ -772,7 +772,7 @@
                 <w:sz w:val="20"/>
                 <w:szCs w:val="20"/>
               </w:rPr>
-              <w:t xml:space="preserve">    • Use intermediate variables to store results</w:t>
+              <w:t xml:space="preserve">    • Use type conversion and compound expressions</w:t>
             </w:r>
             <w:r>
               <w:rPr>
@@ -794,7 +794,95 @@
                 <w:sz w:val="20"/>
                 <w:szCs w:val="20"/>
               </w:rPr>
-              <w:t xml:space="preserve">    • Display formatted output</w:t>
+              <w:t xml:space="preserve">    • Format output professionally with f-strings</w:t>
+            </w:r>
+            <w:r>
+              <w:rPr>
+                <w:rFonts w:ascii="Arial" w:cs="Arial" w:eastAsia="Arial" w:hAnsi="Arial"/>
+                <w:sz w:val="20"/>
+                <w:szCs w:val="20"/>
+              </w:rPr>
+              <w:br/>
+              <w:t xml:space="preserve"/>
+            </w:r>
+            <w:r>
+              <w:rPr>
+                <w:rFonts w:ascii="Arial" w:cs="Arial" w:eastAsia="Arial" w:hAnsi="Arial"/>
+                <w:b w:val="false"/>
+                <w:bCs w:val="false"/>
+                <w:i w:val="false"/>
+                <w:iCs w:val="false"/>
+                <w:color w:val="000000"/>
+                <w:sz w:val="20"/>
+                <w:szCs w:val="20"/>
+              </w:rPr>
+              <w:t xml:space="preserve">    • Apply real-world logic</w:t>
+            </w:r>
+            <w:r>
+              <w:rPr>
+                <w:rFonts w:ascii="Arial" w:cs="Arial" w:eastAsia="Arial" w:hAnsi="Arial"/>
+                <w:sz w:val="20"/>
+                <w:szCs w:val="20"/>
+              </w:rPr>
+              <w:br/>
+              <w:t xml:space="preserve"/>
+            </w:r>
+            <w:r>
+              <w:rPr>
+                <w:rFonts w:ascii="Arial" w:cs="Arial" w:eastAsia="Arial" w:hAnsi="Arial"/>
+                <w:b w:val="false"/>
+                <w:bCs w:val="false"/>
+                <w:i w:val="false"/>
+                <w:iCs w:val="false"/>
+                <w:color w:val="000000"/>
+                <w:sz w:val="20"/>
+                <w:szCs w:val="20"/>
+              </w:rPr>
+              <w:t xml:space="preserve">    • Read input → convert to correct type → store in variables</w:t>
+            </w:r>
+            <w:r>
+              <w:rPr>
+                <w:rFonts w:ascii="Arial" w:cs="Arial" w:eastAsia="Arial" w:hAnsi="Arial"/>
+                <w:sz w:val="20"/>
+                <w:szCs w:val="20"/>
+              </w:rPr>
+              <w:br/>
+              <w:t xml:space="preserve"/>
+            </w:r>
+            <w:r>
+              <w:rPr>
+                <w:rFonts w:ascii="Arial" w:cs="Arial" w:eastAsia="Arial" w:hAnsi="Arial"/>
+                <w:b w:val="false"/>
+                <w:bCs w:val="false"/>
+                <w:i w:val="false"/>
+                <w:iCs w:val="false"/>
+                <w:color w:val="000000"/>
+                <w:sz w:val="20"/>
+                <w:szCs w:val="20"/>
+              </w:rPr>
+              <w:t xml:space="preserve">    • Perform calculations step by step</w:t>
+            </w:r>
+            <w:r>
+              <w:rPr>
+                <w:rFonts w:ascii="Arial" w:cs="Arial" w:eastAsia="Arial" w:hAnsi="Arial"/>
+                <w:sz w:val="20"/>
+                <w:szCs w:val="20"/>
+              </w:rPr>
+              <w:br/>
+              <w:t xml:space="preserve"/>
+            </w:r>
+            <w:r>
+              <w:rPr>
+                <w:rFonts w:ascii="Arial" w:cs="Arial" w:eastAsia="Arial" w:hAnsi="Arial"/>
+                <w:b w:val="false"/>
+                <w:bCs w:val="false"/>
+                <w:i w:val="false"/>
+                <w:iCs w:val="false"/>
+                <w:color w:val="000000"/>
+                <w:sz w:val="20"/>
+                <w:szCs w:val="20"/>
+              </w:rPr>
+              <w:t xml:space="preserve">    • Use intermediate variables to store results</w:t>
             </w:r>
             <w:r>
               <w:rPr>
